--- a/일본판/2부/2부_4화_가설주택의_목소리.docx
+++ b/일본판/2부/2부_4화_가설주택의_목소리.docx
@@ -138,7 +138,7 @@
           <w:i w:val="0"/>
           <w:sz w:val="22"/>
         </w:rPr>
-        <w:t>ありがとうございます。濡れてるじゃないですか。タオル、どうぞ。</w:t>
+        <w:t>ありがとうございます。濡れてるじゃないですか。タオルどうぞ。</w:t>
       </w:r>
     </w:p>
     <w:p>
@@ -184,7 +184,7 @@
           <w:i w:val="0"/>
           <w:sz w:val="22"/>
         </w:rPr>
-        <w:t>お待ちしてました。座ってください。まず、お茶を。</w:t>
+        <w:t>お待ちしてました。座ってください。まずお茶を。</w:t>
       </w:r>
     </w:p>
     <w:p>
@@ -222,7 +222,7 @@
           <w:i w:val="0"/>
           <w:sz w:val="22"/>
         </w:rPr>
-        <w:t>……うめえな。悔しいけんど。先生の名字を、おらはまだ許したわけじゃねえ。ただ、ここの茶は許す。</w:t>
+        <w:t>……うめえな。悔しいけんど。先生の名字を、おらはまだ許したわけじゃねえ。ただここの茶は許す。</w:t>
       </w:r>
     </w:p>
     <w:p>
@@ -245,7 +245,7 @@
           <w:i w:val="0"/>
           <w:sz w:val="22"/>
         </w:rPr>
-        <w:t>それで十分です。今日は、尋問の話をさせてください。</w:t>
+        <w:t>それで十分です。今日は尋問の話をさせてください。</w:t>
       </w:r>
     </w:p>
     <w:p>
@@ -291,7 +291,7 @@
           <w:i w:val="0"/>
           <w:sz w:val="22"/>
         </w:rPr>
-        <w:t>ほぼ、その通りです。裁判所は、来年の春以降にと言っています。ただ、三百三人全員は呼べません。代表で五人です。</w:t>
+        <w:t>ほぼその通りです。裁判所は、来年の春以降にと言っています。ただ三百三人全員は呼べません。代表で五人です。</w:t>
       </w:r>
     </w:p>
     <w:p>
@@ -393,7 +393,7 @@
           <w:i w:val="0"/>
           <w:sz w:val="22"/>
         </w:rPr>
-        <w:t>……んだな。おらはあのばあちゃんの店で、小さい頃、氷菓子を買った。波戸の港の、あそこの角の。</w:t>
+        <w:t>……んだな。おらはあのばあちゃんの店で、小さい頃、氷菓子を買った。波戸の港のあそこの角の。</w:t>
       </w:r>
     </w:p>
     <w:p>
@@ -439,7 +439,7 @@
           <w:i w:val="0"/>
           <w:sz w:val="22"/>
         </w:rPr>
-        <w:t>稽古は、おらがやる。先生方は聞いててけろ。</w:t>
+        <w:t>稽古はおらがやる。先生方は聞いててけろ。</w:t>
       </w:r>
     </w:p>
     <w:p>
@@ -462,7 +462,7 @@
           <w:i w:val="0"/>
           <w:sz w:val="22"/>
         </w:rPr>
-        <w:t>浜野さんの得意な話を、台本にしないでください。思い出す通りに、言葉を選ばずに。誇張は、反対尋問で必ず崩されます。</w:t>
+        <w:t>浜野さんの得意な話を、台本にしないでください。思い出す通りに、言葉を選ばずに。誇張は反対尋問で必ず崩されます。</w:t>
       </w:r>
     </w:p>
     <w:p>
@@ -615,7 +615,7 @@
           <w:i w:val="0"/>
           <w:sz w:val="22"/>
         </w:rPr>
-        <w:t>海の色をまず。それから、仮設の話を。順番はお任せします。</w:t>
+        <w:t>海の色をまず。それから仮設の話を。順番はお任せします。</w:t>
       </w:r>
     </w:p>
     <w:p>
@@ -737,7 +737,7 @@
           <w:i w:val="0"/>
           <w:sz w:val="22"/>
         </w:rPr>
-        <w:t>磯貝タケ。昭和7年、十月生まれ。八十七……んでねえ、もう八十八だべか。</w:t>
+        <w:t>磯貝タケ。昭和7年、十月生まれ。八十七……んでねえもう八十八だべか。</w:t>
       </w:r>
     </w:p>
     <w:p>
@@ -793,7 +793,7 @@
           <w:i w:val="0"/>
           <w:sz w:val="22"/>
         </w:rPr>
-        <w:t>そうか。年は、数えねえことにしてっから。</w:t>
+        <w:t>そうか。年は数えねえことにしてっから。</w:t>
       </w:r>
     </w:p>
     <w:p>
@@ -816,7 +816,7 @@
           <w:i w:val="0"/>
           <w:sz w:val="22"/>
         </w:rPr>
-        <w:t>震災のとき、どちらにお住まいでしたか。</w:t>
+        <w:t>震災のときどちらにお住まいでしたか。</w:t>
       </w:r>
     </w:p>
     <w:p>
@@ -839,7 +839,7 @@
           <w:i w:val="0"/>
           <w:sz w:val="22"/>
         </w:rPr>
-        <w:t>波戸町の港のそばだ。うちは魚屋でな。朝四時に起きて、とうちゃんが獲ってきた魚を、並べる。昼まで売って、昼から干物を作る。あの町の、台所だったんだ。</w:t>
+        <w:t>波戸町の港のそばだ。うちは魚屋でな。朝四時に起きて、とうちゃんが獲ってきた魚を、並べる。昼まで売って、昼から干物を作る。あの町の台所だったんだ。</w:t>
       </w:r>
     </w:p>
     <w:p>
@@ -900,7 +900,7 @@
           <w:color w:val="555555"/>
           <w:sz w:val="22"/>
         </w:rPr>
-        <w:t>(三浦が、鉛筆を止める。浜野が、腕を組んだまま目を閉じる。)</w:t>
+        <w:t>(三浦が鉛筆を止める。浜野が腕を組んだまま目を閉じる。)</w:t>
       </w:r>
     </w:p>
     <w:p>
@@ -946,7 +946,7 @@
           <w:i w:val="0"/>
           <w:sz w:val="22"/>
         </w:rPr>
-        <w:t>平成二十五年の二月。肺炎だった。波戸の墓に入れてやりてえけんど、あの墓はいまも入れねえ。(巾着を握りなおして)先生、いまの公営住宅は、静かでな。静かすぎて、耳が痛え。</w:t>
+        <w:t>平成二十五年の二月。肺炎だった。波戸の墓に入れてやりてえけんど、あの墓はいまも入れねえ。(巾着を握りなおして)先生、いまの公営住宅は、静かでな。静かすぎて耳が痛え。</w:t>
       </w:r>
     </w:p>
     <w:p>
@@ -1012,7 +1012,7 @@
           <w:i w:val="0"/>
           <w:sz w:val="22"/>
         </w:rPr>
-        <w:t>金はもらったさ。もらった金で、店は建たねえ。町も建たねえ。とうちゃんも、戻ってこねえ。……お嬢さん、おめえさんが悪いんでねえのは分かってる。でも、聞くなら、最後まで聞いてけろ。</w:t>
+        <w:t>金はもらったさ。もらった金で、店は建たねえ。町も建たねえ。とうちゃんも、戻ってこねえ。……お嬢さん、おめえさんが悪いんでねえのは分かってる。でも聞くなら、最後まで聞いてけろ。</w:t>
       </w:r>
     </w:p>
     <w:p>
@@ -1068,7 +1068,7 @@
           <w:i w:val="0"/>
           <w:sz w:val="22"/>
         </w:rPr>
-        <w:t>ばあちゃん、今のはいい。そのまま、法廷で言え。</w:t>
+        <w:t>ばあちゃん、今のはいい。そのまま法廷で言え。</w:t>
       </w:r>
     </w:p>
     <w:p>
@@ -1137,7 +1137,7 @@
           <w:i w:val="0"/>
           <w:sz w:val="22"/>
         </w:rPr>
-        <w:t>仮設の句会でな。先生が、一茶の句を書いてくれた。(巾着から、折りたたんだ短冊を出す)「露の世は露の世ながらさりながら」。一茶が、小さい娘っこ亡くしたときの句だ。人の世は露みてえなもんだって、分かってる、分かってるけんども、でもって。その「さりながら」のところにおら、七年、住んでた。</w:t>
+        <w:t>仮設の句会でな。先生が一茶の句を書いてくれた。(巾着から折りたたんだ短冊を出す)「露の世は露の世ながらさりながら」。一茶が小さい娘っこ亡くしたときの句だ。人の世は露みてえなもんだって、分かってる、分かってるけんども、でもって。その「さりながら」のところにおら、七年、住んでた。</w:t>
       </w:r>
     </w:p>
     <w:p>
@@ -1152,7 +1152,7 @@
           <w:color w:val="555555"/>
           <w:sz w:val="22"/>
         </w:rPr>
-        <w:t>(扇風機の音だけが回る。遼が、ゆっくりうなずく。)</w:t>
+        <w:t>(扇風機の音だけが回る。遼がゆっくりうなずく。)</w:t>
       </w:r>
     </w:p>
     <w:p>
@@ -1175,7 +1175,7 @@
           <w:i w:val="0"/>
           <w:sz w:val="22"/>
         </w:rPr>
-        <w:t>最後の一言として、お許しいただけるかもしれません。判断は、裁判長がします。</w:t>
+        <w:t>最後の一言として、お許しいただけるかもしれません。判断は裁判長がします。</w:t>
       </w:r>
     </w:p>
     <w:p>
@@ -1221,7 +1221,7 @@
           <w:i w:val="0"/>
           <w:sz w:val="22"/>
         </w:rPr>
-        <w:t>ここで十分ほど休憩にしましょう。お茶を、車から取ってきます。浜野さん、手伝ってください。</w:t>
+        <w:t>ここで十分ほど休憩にしましょう。お茶を車から取ってきます。浜野さん、手伝ってください。</w:t>
       </w:r>
     </w:p>
     <w:p>
@@ -1236,7 +1236,7 @@
           <w:color w:val="555555"/>
           <w:sz w:val="22"/>
         </w:rPr>
-        <w:t>(三浦と浜野、遼が連れ立って出ていく。ICレコーダーの赤いランプは、点いたままである。誰も気づかない。外で、雨上がりの蛙が鳴き出す。)</w:t>
+        <w:t>(三浦と浜野、遼が連れ立って出ていく。ICレコーダーの赤いランプは、点いたままである。誰も気づかない。外で雨上がりの蛙が鳴き出す。)</w:t>
       </w:r>
     </w:p>
     <w:p>
@@ -1266,7 +1266,7 @@
           <w:color w:val="555555"/>
           <w:sz w:val="22"/>
         </w:rPr>
-        <w:t>(7月24日(金)、午後8時。居酒屋「潮彩」。連休初日の夜だが、店は半分しか埋まらない。カウンターの端に、仕切りのアクリル板。遠藤が杖を立てかけ、熱燗のお猪口に口をつけずにいる。女将が、揚げたての小魚の唐揚げを置く。)</w:t>
+        <w:t>(7月24日(金)、午後8時。居酒屋「潮彩」。連休初日の夜だが、店は半分しか埋まらない。カウンターの端に、仕切りのアクリル板。遠藤が杖を立てかけ、熱燗のお猪口に口をつけずにいる。女将が揚げたての小魚の唐揚げを置く。)</w:t>
       </w:r>
     </w:p>
     <w:p>
@@ -1312,7 +1312,7 @@
           <w:i w:val="0"/>
           <w:sz w:val="22"/>
         </w:rPr>
-        <w:t>……んだな。(箸を取って、また置く)女将さん、タケさんを今週、見たか。</w:t>
+        <w:t>……んだな。(箸を取ってまた置く)女将さん、タケさんを今週、見たか。</w:t>
       </w:r>
     </w:p>
     <w:p>
@@ -1450,7 +1450,7 @@
           <w:i w:val="0"/>
           <w:sz w:val="22"/>
         </w:rPr>
-        <w:t>大沼か。(小さく鼻を鳴らす)あれは、報告会のポスターの顔しか見てねえ男だ。……でも、頼むか。</w:t>
+        <w:t>大沼か。(小さく鼻を鳴らす)あれは、報告会のポスターの顔しか見てねえ男だ。……でも頼むか。</w:t>
       </w:r>
     </w:p>
     <w:p>
@@ -1557,7 +1557,7 @@
           <w:i w:val="0"/>
           <w:sz w:val="22"/>
         </w:rPr>
-        <w:t>……先生に、言ってやってください。</w:t>
+        <w:t>……先生に言ってやってください。</w:t>
       </w:r>
     </w:p>
     <w:p>
@@ -1694,7 +1694,7 @@
           <w:i w:val="0"/>
           <w:sz w:val="22"/>
         </w:rPr>
-        <w:t>……先生。名刺が、冷蔵庫に。事務所の。真壁先生と、三浦さんの二枚。</w:t>
+        <w:t>……先生。名刺が冷蔵庫に。事務所の。真壁先生と、三浦さんの二枚。</w:t>
       </w:r>
     </w:p>
     <w:p>
@@ -1740,7 +1740,7 @@
           <w:i w:val="0"/>
           <w:sz w:val="22"/>
         </w:rPr>
-        <w:t>回覧板が、三日、玄関の取っ手に掛かったままだったんです。新聞も三日分。……合鍵で、開けた。(声が詰まる)暑かった。窓が閉まってた。エアコンは、止まってた。扇風機だけ、回ってた。</w:t>
+        <w:t>回覧板が、三日、玄関の取っ手に掛かったままだったんです。新聞も三日分。……合鍵で開けた。(声が詰まる)暑かった。窓が閉まってた。エアコンは、止まってた。扇風機だけ回ってた。</w:t>
       </w:r>
     </w:p>
     <w:p>
@@ -1870,7 +1870,7 @@
           <w:i w:val="0"/>
           <w:sz w:val="22"/>
         </w:rPr>
-        <w:t>電源は入っていました。ただ、設定が切ってあった。電気代の通知書が、卓上に開いたままでした。</w:t>
+        <w:t>電源は入っていました。ただ設定が切ってあった。電気代の通知書が、卓上に開いたままでした。</w:t>
       </w:r>
     </w:p>
     <w:p>
@@ -1885,7 +1885,7 @@
           <w:color w:val="555555"/>
           <w:sz w:val="22"/>
         </w:rPr>
-        <w:t>(三浦が、口を押さえる。階段を荒々しく上がる足音。浜野が、雨合羽ではなく作業着のまま、廊下に飛び込んでくる。)</w:t>
+        <w:t>(三浦が口を押さえる。階段を荒々しく上がる足音。浜野が雨合羽ではなく作業着のまま、廊下に飛び込んでくる。)</w:t>
       </w:r>
     </w:p>
     <w:p>
@@ -1908,7 +1908,7 @@
           <w:i w:val="0"/>
           <w:sz w:val="22"/>
         </w:rPr>
-        <w:t>大沼! おめえ、なして三日も気づかねえ! 自治会長だべ!</w:t>
+        <w:t>大沼! おめえなして三日も気づかねえ! 自治会長だべ!</w:t>
       </w:r>
     </w:p>
     <w:p>
@@ -1987,7 +1987,7 @@
           <w:i w:val="0"/>
           <w:sz w:val="22"/>
         </w:rPr>
-        <w:t>言うな! ……分かってる。おらが、一番、分かってる。</w:t>
+        <w:t>言うな! ……分かってる。おらが一番、分かってる。</w:t>
       </w:r>
     </w:p>
     <w:p>
@@ -2010,7 +2010,7 @@
           <w:i w:val="0"/>
           <w:sz w:val="22"/>
         </w:rPr>
-        <w:t>浜野さん。やめてください。ここで、ご遺体の前で。</w:t>
+        <w:t>浜野さん。やめてください。ここでご遺体の前で。</w:t>
       </w:r>
     </w:p>
     <w:p>
@@ -2025,7 +2025,7 @@
           <w:color w:val="555555"/>
           <w:sz w:val="22"/>
         </w:rPr>
-        <w:t>(浜野の肩が、荒く上下する。三浦がそっと、廊下の窓を開ける。蝉の声が流れ込む。真壁が、305号室の台所の前に立ち止まる。冷蔵庫に磁石で留められた、色あせた短冊。)</w:t>
+        <w:t>(浜野の肩が、荒く上下する。三浦がそっと、廊下の窓を開ける。蝉の声が流れ込む。真壁が305号室の台所の前に立ち止まる。冷蔵庫に磁石で留められた、色あせた短冊。)</w:t>
       </w:r>
     </w:p>
     <w:p>
@@ -2049,7 +2049,7 @@
           <w:color w:val="555555"/>
           <w:sz w:val="22"/>
         </w:rPr>
-        <w:t>(声に出さず、唇だけで)</w:t>
+        <w:t>(声に出さず唇だけで)</w:t>
       </w:r>
       <w:r>
         <w:rPr>
@@ -2073,7 +2073,7 @@
           <w:color w:val="555555"/>
           <w:sz w:val="22"/>
         </w:rPr>
-        <w:t>(短冊の端に鉛筆で小さく書き足してある。「ひとりで言えた」。三浦が、遼の隣に来て、同じものを見る。)</w:t>
+        <w:t>(短冊の端に鉛筆で小さく書き足してある。「ひとりで言えた」。三浦が遼の隣に来て、同じものを見る。)</w:t>
       </w:r>
     </w:p>
     <w:p>
@@ -2164,7 +2164,7 @@
           <w:color w:val="555555"/>
           <w:sz w:val="22"/>
         </w:rPr>
-        <w:t>(8月1日(土)、午後3時。桐生法律事務所。応接室に、磯貝浩一が、グレーのスーツに黒いネクタイで座っている。県外から来たことを気にして、マスクの上にさらに薄いフェイスシールドを着けている。向かいに遼と三浦。隅に、メモ帳を閉じたままの柚木。)</w:t>
+        <w:t>(8月1日(土)、午後3時。桐生法律事務所。応接室に、磯貝浩一が、グレーのスーツに黒いネクタイで座っている。県外から来たことを気にして、マスクの上にさらに薄いフェイスシールドを着けている。向かいに遼と三浦。隅にメモ帳を閉じたままの柚木。)</w:t>
       </w:r>
     </w:p>
     <w:p>
@@ -2187,7 +2187,7 @@
           <w:i w:val="0"/>
           <w:sz w:val="22"/>
         </w:rPr>
-        <w:t>横浜から、車で来ました。県外ナンバーなんで、駐車場で少し迷いました。……この町ではまだ、何か言われるんでしょうか。</w:t>
+        <w:t>横浜から車で来ました。県外ナンバーなんで、駐車場で少し迷いました。……この町ではまだ、何か言われるんでしょうか。</w:t>
       </w:r>
     </w:p>
     <w:p>
@@ -2233,7 +2233,7 @@
           <w:i w:val="0"/>
           <w:sz w:val="22"/>
         </w:rPr>
-        <w:t>ありがとうございます。(お茶に、手を伸ばして止める)……母が、お世話になりました。</w:t>
+        <w:t>ありがとうございます。(お茶に手を伸ばして止める)……母がお世話になりました。</w:t>
       </w:r>
     </w:p>
     <w:p>
@@ -2256,7 +2256,7 @@
           <w:i w:val="0"/>
           <w:sz w:val="22"/>
         </w:rPr>
-        <w:t>こちらこそ、至らず、申し訳ありませんでした。もっと、こまめに様子を見るべきでした。</w:t>
+        <w:t>こちらこそ、至らず、申し訳ありませんでした。もっとこまめに様子を見るべきでした。</w:t>
       </w:r>
     </w:p>
     <w:p>
@@ -2279,7 +2279,7 @@
           <w:i w:val="0"/>
           <w:sz w:val="22"/>
         </w:rPr>
-        <w:t>いえ。……弁護士さんに謝られる筋ではないです。見ていなかったのは、僕です。母は、一人で暮らしたいって、言い張ったので。</w:t>
+        <w:t>いえ。……弁護士さんに謝られる筋ではないです。見ていなかったのは、僕です。母は一人で暮らしたいって、言い張ったので。</w:t>
       </w:r>
     </w:p>
     <w:p>
@@ -2348,7 +2348,7 @@
           <w:i w:val="0"/>
           <w:sz w:val="22"/>
         </w:rPr>
-        <w:t>裁判は原告が亡くなると、普通は止まります。ただ、お母さまには、私たちが代理人としてついていました。この場合、民事訴訟法の定めで、手続きは止まりません。(三浦が条文のコピーを出す)代理権も消えません。</w:t>
+        <w:t>裁判は原告が亡くなると、普通は止まります。ただお母さまには、私たちが代理人としてついていました。この場合、民事訴訟法の定めで、手続きは止まりません。(三浦が条文のコピーを出す)代理権も消えません。</w:t>
       </w:r>
     </w:p>
     <w:p>
@@ -2371,7 +2371,7 @@
           <w:i w:val="0"/>
           <w:sz w:val="22"/>
         </w:rPr>
-        <w:t>……そのまま、続くんですか。</w:t>
+        <w:t>……そのまま続くんですか。</w:t>
       </w:r>
     </w:p>
     <w:p>
@@ -2394,7 +2394,7 @@
           <w:i w:val="0"/>
           <w:sz w:val="22"/>
         </w:rPr>
-        <w:t>続きます。ただ、相続人の方が、原告としての立場を引き継ぐかどうか、決めていただく必要があります。お母さまの分は浩一さんと、妹さんが、相続人です。</w:t>
+        <w:t>続きます。ただ相続人の方が、原告としての立場を引き継ぐかどうか、決めていただく必要があります。お母さまの分は浩一さんと、妹さんが、相続人です。</w:t>
       </w:r>
     </w:p>
     <w:p>
@@ -2417,7 +2417,7 @@
           <w:i w:val="0"/>
           <w:sz w:val="22"/>
         </w:rPr>
-        <w:t>恵子とは昨夜、電話で話しました。……正直に言います。母が、この裁判に本当に賛成だったのか、僕は分からないんです。避難のとき、僕は東京にいて、母に一緒に来いと言った。母は行かないと。あの町に戻れると思ってたから。……そのまま、七年です。</w:t>
+        <w:t>恵子とは昨夜、電話で話しました。……正直に言います。母がこの裁判に本当に賛成だったのか、僕は分からないんです。避難のとき僕は東京にいて、母に一緒に来いと言った。母は行かないと。あの町に戻れると思ってたから。……そのまま七年です。</w:t>
       </w:r>
     </w:p>
     <w:p>
@@ -2478,7 +2478,7 @@
           <w:color w:val="555555"/>
           <w:sz w:val="22"/>
         </w:rPr>
-        <w:t>(沈黙。柚木が、ゆっくり口を開く。)</w:t>
+        <w:t>(沈黙。柚木がゆっくり口を開く。)</w:t>
       </w:r>
     </w:p>
     <w:p>
@@ -2547,7 +2547,7 @@
           <w:i w:val="0"/>
           <w:sz w:val="22"/>
         </w:rPr>
-        <w:t>孤独死、という言葉は、使いません。お母さまは「ひとりで言えた」と、短冊に書いておられました。その言葉を、記事の最初に置いていいか。ご意向を伺います。</w:t>
+        <w:t>孤独死という言葉は、使いません。お母さまは「ひとりで言えた」と、短冊に書いておられました。その言葉を、記事の最初に置いていいか。ご意向を伺います。</w:t>
       </w:r>
     </w:p>
     <w:p>
@@ -2603,7 +2603,7 @@
           <w:i w:val="0"/>
           <w:sz w:val="22"/>
         </w:rPr>
-        <w:t>録音が、一つ残っています。お母さまが、今月九日に尋問の練習で話されたものです。お聞きになるかは、浩一さんが、お決めください。聞かなくても手続きは進みます。</w:t>
+        <w:t>録音が一つ残っています。お母さまが、今月九日に尋問の練習で話されたものです。お聞きになるかは、浩一さんが、お決めください。聞かなくても手続きは進みます。</w:t>
       </w:r>
     </w:p>
     <w:p>
@@ -2659,7 +2659,7 @@
           <w:i w:val="0"/>
           <w:sz w:val="22"/>
         </w:rPr>
-        <w:t>一時立入の許可は、市役所で申請できます。日程と人数に制限がありますが。私が、一緒に手続きします。</w:t>
+        <w:t>一時立入の許可は、市役所で申請できます。日程と人数に制限がありますが。私が一緒に手続きします。</w:t>
       </w:r>
     </w:p>
     <w:p>
@@ -2712,7 +2712,7 @@
           <w:color w:val="555555"/>
           <w:sz w:val="22"/>
         </w:rPr>
-        <w:t>(8月13日(木)、午後6時半。汐見台復興公営住宅の駐車場。集会所の軒先に女将が持ってきた風鈴が六つ吊るされている。地面に素焼きの皿と、麻幹の束。白い提灯が一つ、「磯貝タケ 新盆」と墨書きされて置かれている。参加者は遠藤、女将、和代と翔太、浜野、遼と三浦。三浦の後ろに制服姿の息子の陸が、少し離れて立っている。三階の廊下、いちばん奥の窓に電気が灯っている。)</w:t>
+        <w:t>(8月13日(木)、午後6時半。汐見台復興公営住宅の駐車場。集会所の軒先に女将が持ってきた風鈴が六つ吊るされている。地面に素焼きの皿と、麻幹の束。白い提灯が一つ、「磯貝タケ 新盆」と墨書きされて置かれている。参加者は遠藤、女将、和代と翔太、浜野、遼と三浦。三浦の後ろに制服姿の息子の陸が、少し離れて立っている。三階の廊下いちばん奥の窓に電気が灯っている。)</w:t>
       </w:r>
     </w:p>
     <w:p>
@@ -2768,7 +2768,7 @@
           <w:i w:val="0"/>
           <w:sz w:val="22"/>
         </w:rPr>
-        <w:t>大沼が、管理人に頼んだんだ。盆の間だけ、つけとくって。……あの野郎、初めて、おらに頭を下げた。</w:t>
+        <w:t>大沼が管理人に頼んだんだ。盆の間だけつけとくって。……あの野郎、初めて、おらに頭を下げた。</w:t>
       </w:r>
     </w:p>
     <w:p>
@@ -2791,7 +2791,7 @@
           <w:i w:val="0"/>
           <w:sz w:val="22"/>
         </w:rPr>
-        <w:t>「電気、つけとく」って、タケさん、言ってたんだってね。浜野さんから、聞いたよ。</w:t>
+        <w:t>「電気つけとく」って、タケさん、言ってたんだってね。浜野さんから、聞いたよ。</w:t>
       </w:r>
     </w:p>
     <w:p>
@@ -2837,7 +2837,7 @@
           <w:i w:val="0"/>
           <w:sz w:val="22"/>
         </w:rPr>
-        <w:t>録音の最後の部分です。休憩の間、ランプが点いたままで。タケさんが、ひとりで話しておられました。あとで、お聞かせします。</w:t>
+        <w:t>録音の最後の部分です。休憩の間、ランプが点いたままで。タケさんが、ひとりで話しておられました。あとでお聞かせします。</w:t>
       </w:r>
     </w:p>
     <w:p>
@@ -2852,7 +2852,7 @@
           <w:color w:val="555555"/>
           <w:sz w:val="22"/>
         </w:rPr>
-        <w:t>(遠藤が、杖を突いて前に出る。麻幹に火を点ける。煙が、細く立ち昇る。)</w:t>
+        <w:t>(遠藤が杖を突いて前に出る。麻幹に火を点ける。煙が細く立ち昇る。)</w:t>
       </w:r>
     </w:p>
     <w:p>
@@ -2890,7 +2890,7 @@
           <w:color w:val="555555"/>
           <w:sz w:val="22"/>
         </w:rPr>
-        <w:t>(風が吹いて、六つの風鈴が、順に鳴る。)</w:t>
+        <w:t>(風が吹いて六つの風鈴が、順に鳴る。)</w:t>
       </w:r>
     </w:p>
     <w:p>
@@ -2913,7 +2913,7 @@
           <w:i w:val="0"/>
           <w:sz w:val="22"/>
         </w:rPr>
-        <w:t>去年の盆、うちの人のために、こうして火を焚いたんです。今年は隣の人の番だ。</w:t>
+        <w:t>去年の盆うちの人のために、こうして火を焚いたんです。今年は隣の人の番だ。</w:t>
       </w:r>
     </w:p>
     <w:p>
@@ -3074,7 +3074,7 @@
           <w:i w:val="0"/>
           <w:sz w:val="22"/>
         </w:rPr>
-        <w:t>いや。そういう意味では、ねえ。……さりながら、おらはタケさんの分も見届ける。判決を。</w:t>
+        <w:t>いや。そういう意味では、ねえ。……さりながらおらはタケさんの分も見届ける。判決を。</w:t>
       </w:r>
     </w:p>
     <w:p>
@@ -3089,7 +3089,7 @@
           <w:color w:val="555555"/>
           <w:sz w:val="22"/>
         </w:rPr>
-        <w:t>(陸が、母のそばにそっと寄る。三浦が、息子の頭に手を置く。火が小さくなって、一本の煙になる。遼が、麻幹に水をかけ、火を止める。)</w:t>
+        <w:t>(陸が母のそばにそっと寄る。三浦が息子の頭に手を置く。火が小さくなって、一本の煙になる。遼が麻幹に水をかけ、火を止める。)</w:t>
       </w:r>
     </w:p>
     <w:p>
@@ -3150,7 +3150,7 @@
           <w:color w:val="555555"/>
           <w:sz w:val="22"/>
         </w:rPr>
-        <w:t>(風鈴が、一つ、遅れて鳴る。三階の窓の明かりは、消えない。)</w:t>
+        <w:t>(風鈴が一つ、遅れて鳴る。三階の窓の明かりは、消えない。)</w:t>
       </w:r>
     </w:p>
     <w:p>
@@ -3226,7 +3226,7 @@
           <w:i w:val="0"/>
           <w:sz w:val="22"/>
         </w:rPr>
-        <w:t>そうですか。……長く、お待たせしましたね。</w:t>
+        <w:t>そうですか。……長くお待たせしましたね。</w:t>
       </w:r>
     </w:p>
     <w:p>
@@ -3310,7 +3310,7 @@
           <w:color w:val="555555"/>
           <w:sz w:val="22"/>
         </w:rPr>
-        <w:t>(三浦が再生ボタンを押す。タケの声。「磯貝タケ。昭和七年、十月生まれ」。途中の質疑は遼が、一つひとつ浩一の顔を窺いながら、早送りせずに流す。三浦が、反訳書の紙を浩一のほうへ押す。)</w:t>
+        <w:t>(三浦が再生ボタンを押す。タケの声。「磯貝タケ。昭和七年、十月生まれ」。途中の質疑は遼が、一つひとつ浩一の顔を窺いながら、早送りせずに流す。三浦が反訳書の紙を浩一のほうへ押す。)</w:t>
       </w:r>
     </w:p>
     <w:p>
@@ -3340,7 +3340,7 @@
           <w:color w:val="555555"/>
           <w:sz w:val="22"/>
         </w:rPr>
-        <w:t>(蛙の声。扇風機。長い、沈黙。やがて、椅子を引く音。畳をゆっくり歩く足音。)</w:t>
+        <w:t>(蛙の声。扇風機。長い沈黙。やがて椅子を引く音。畳をゆっくり歩く足音。)</w:t>
       </w:r>
     </w:p>
     <w:p>
@@ -3412,7 +3412,7 @@
           <w:color w:val="555555"/>
           <w:sz w:val="22"/>
         </w:rPr>
-        <w:t>(録音が、そこで切れる。しばらく、誰も何も言わない。浩一が、顔を覆う。)</w:t>
+        <w:t>(録音がそこで切れる。しばらく誰も何も言わない。浩一が顔を覆う。)</w:t>
       </w:r>
     </w:p>
     <w:p>
@@ -3458,7 +3458,7 @@
           <w:i w:val="0"/>
           <w:sz w:val="22"/>
         </w:rPr>
-        <w:t>ひとりじゃ、なかったんだと思います。ここまでの練習の、どこにも出てこない声ですけど。</w:t>
+        <w:t>ひとりじゃなかったんだと思います。ここまでの練習の、どこにも出てこない声ですけど。</w:t>
       </w:r>
     </w:p>
     <w:p>
@@ -3527,7 +3527,7 @@
           <w:i w:val="0"/>
           <w:sz w:val="22"/>
         </w:rPr>
-        <w:t>意味がないとは思いません。ただ、裁判官が、どこまで重みを認めるかは、約束できません。それでも出すことはできます。陳述書と、この録音の反訳書を、書証として。</w:t>
+        <w:t>意味がないとは思いません。ただ裁判官が、どこまで重みを認めるかは、約束できません。それでも出すことはできます。陳述書と、この録音の反訳書を、書証として。</w:t>
       </w:r>
     </w:p>
     <w:p>
@@ -3697,7 +3697,7 @@
           <w:i w:val="0"/>
           <w:sz w:val="22"/>
         </w:rPr>
-        <w:t>本日は二点です。第一に原告磯貝タケが七月に死亡したため、相続人の磯貝浩一、磯貝恵子が訴訟を承継する届出書を提出しました。第二に、書証の申出をいたします。甲第百二十七号証、同人の陳述書。甲第百二十八号証、同人の音声記録、及びその反訳書です。</w:t>
+        <w:t>本日は二点です。第一に原告磯貝タケが七月に死亡したため、相続人の磯貝浩一、磯貝恵子が訴訟を承継する届出書を提出しました。第二に書証の申出をいたします。甲第百二十七号証、同人の陳述書。甲第百二十八号証、同人の音声記録、及びその反訳書です。</w:t>
       </w:r>
     </w:p>
     <w:p>
@@ -3720,7 +3720,7 @@
           <w:i w:val="0"/>
           <w:sz w:val="22"/>
         </w:rPr>
-        <w:t>承継については記録で確認しました。被告ら、異議はありますか。</w:t>
+        <w:t>承継については記録で確認しました。被告ら異議はありますか。</w:t>
       </w:r>
     </w:p>
     <w:p>
@@ -3743,7 +3743,7 @@
           <w:i w:val="0"/>
           <w:sz w:val="22"/>
         </w:rPr>
-        <w:t>承継にはございません。ただ、甲第百二十八号証には、異議を申し立てます。(立ち上がり、アクリル板越しに)本件は原告本人尋問の準備段階で、代理人らが質問者を務めて作成された、いわば稽古の録音です。反対尋問を経ておらず、供述の任意性、作成の経緯、いずれの点でも証拠として相当でないと考えます。</w:t>
+        <w:t>承継にはございません。ただ甲第百二十八号証には、異議を申し立てます。(立ち上がりアクリル板越しに)本件は原告本人尋問の準備段階で、代理人らが質問者を務めて作成された、いわば稽古の録音です。反対尋問を経ておらず、供述の任意性、作成の経緯、いずれの点でも証拠として相当でないと考えます。</w:t>
       </w:r>
     </w:p>
     <w:p>
@@ -3812,7 +3812,7 @@
           <w:i w:val="0"/>
           <w:sz w:val="22"/>
         </w:rPr>
-        <w:t>本記録が、尋問の代わりになるとは考えておりません。ただ、尋問で語られるはずだった事実のうち、既に原告ご本人が、自分の言葉で一人称で述べたものが、ここに残っています。三十一分四十秒のうち、冒頭の九分十秒から、十二分二十秒までの三分十秒を、裁判所に聞いていただきたい。</w:t>
+        <w:t>本記録が、尋問の代わりになるとは考えておりません。ただ尋問で語られるはずだった事実のうち、既に原告ご本人が、自分の言葉で一人称で述べたものが、ここに残っています。三十一分四十秒のうち、冒頭の九分十秒から、十二分二十秒までの三分十秒を、裁判所に聞いていただきたい。</w:t>
       </w:r>
     </w:p>
     <w:p>
@@ -3835,7 +3835,7 @@
           <w:i w:val="0"/>
           <w:sz w:val="22"/>
         </w:rPr>
-        <w:t>……採否は留保します。(間)ただ、傍聴席には原告の方々が大勢来ておられる。裁判所としても、原告の意思を知っておくべき面はある。証拠調べとしてではなく、訴訟指揮の一環として、ご指定の範囲に限り、再生を認めます。大槻代理人、よろしいですか。</w:t>
+        <w:t>……採否は留保します。(間)ただ、傍聴席には原告の方々が大勢来ておられる。裁判所としても、原告の意思を知っておくべき面はある。証拠調べとしてではなく、訴訟指揮の一環として、ご指定の範囲に限り、再生を認めます。大槻代理人よろしいですか。</w:t>
       </w:r>
     </w:p>
     <w:p>
@@ -3873,7 +3873,7 @@
           <w:color w:val="555555"/>
           <w:sz w:val="22"/>
         </w:rPr>
-        <w:t>(三浦が、ノートパソコンを裁判所の機器につなぐ。再生ボタン。法廷にスピーカー越しの小さな、しわがれた声。)</w:t>
+        <w:t>(三浦がノートパソコンを裁判所の機器につなぐ。再生ボタン。法廷にスピーカー越しの小さな、しわがれた声。)</w:t>
       </w:r>
     </w:p>
     <w:p>
@@ -3916,7 +3916,7 @@
           <w:i w:val="0"/>
           <w:sz w:val="22"/>
         </w:rPr>
-        <w:t>タケ(録音): 金はもらったさ。もらった金で、店は建たねえ。町も建たねえ。とうちゃんも、戻ってこねえ。お嬢さん、おめえさんが悪いんでねえのは分かってる。でも、聞くなら、最後まで聞いてけろ。</w:t>
+        <w:t>タケ(録音): 金はもらったさ。もらった金で、店は建たねえ。町も建たねえ。とうちゃんも、戻ってこねえ。お嬢さん、おめえさんが悪いんでねえのは分かってる。でも聞くなら、最後まで聞いてけろ。</w:t>
       </w:r>
     </w:p>
     <w:p>
@@ -3945,7 +3945,7 @@
           <w:i w:val="0"/>
           <w:sz w:val="22"/>
         </w:rPr>
-        <w:t>タケ(録音): 一茶の句だ。「露の世は露の世ながらさりながら」。一茶が、小さい娘っこ亡くしたときの句だ。人の世は露みてえなもんだって、分かってる、分かってるけんども、でもって。その「さりながら」のところにおら、七年、住んでた。</w:t>
+        <w:t>タケ(録音): 一茶の句だ。「露の世は露の世ながらさりながら」。一茶が小さい娘っこ亡くしたときの句だ。人の世は露みてえなもんだって、分かってる、分かってるけんども、でもって。その「さりながら」のところにおら、七年、住んでた。</w:t>
       </w:r>
     </w:p>
     <w:p>
@@ -3960,7 +3960,7 @@
           <w:color w:val="555555"/>
           <w:sz w:val="22"/>
         </w:rPr>
-        <w:t>(録音が、そこで切れる。法廷に空調の音と、誰かが鼻をすする音だけが残る。浜野が、拳で自分の膝を一度、叩く。大槻が、静かに万年筆のキャップを閉める。)</w:t>
+        <w:t>(録音がそこで切れる。法廷に空調の音と、誰かが鼻をすする音だけが残る。浜野が拳で自分の膝を一度、叩く。大槻が静かに万年筆のキャップを閉める。)</w:t>
       </w:r>
     </w:p>
     <w:p>
@@ -3998,7 +3998,7 @@
           <w:color w:val="555555"/>
           <w:sz w:val="22"/>
         </w:rPr>
-        <w:t>(法廷の外、廊下。柚木が、手帳を開かず、遼に駆け寄る。)</w:t>
+        <w:t>(法廷の外、廊下。柚木が手帳を開かず、遼に駆け寄る。)</w:t>
       </w:r>
     </w:p>
     <w:p>
@@ -4021,7 +4021,7 @@
           <w:i w:val="0"/>
           <w:sz w:val="22"/>
         </w:rPr>
-        <w:t>真壁さん。記事、今夜の締め切りです。最初の一行は、浩一さんと、もう決めました。「ひとりで言えた」。……後は全部、お見せします。書く前にです。</w:t>
+        <w:t>真壁さん。記事、今夜の締め切りです。最初の一行は、浩一さんと、もう決めました。「ひとりで言えた」。……後は全部お見せします。書く前にです。</w:t>
       </w:r>
     </w:p>
     <w:p>
@@ -4044,7 +4044,7 @@
           <w:i w:val="0"/>
           <w:sz w:val="22"/>
         </w:rPr>
-        <w:t>お願いします。何も足さず、何も引かず。</w:t>
+        <w:t>お願いします。何も足さず何も引かず。</w:t>
       </w:r>
     </w:p>
     <w:p>
@@ -4097,7 +4097,7 @@
           <w:color w:val="555555"/>
           <w:sz w:val="22"/>
         </w:rPr>
-        <w:t>(8月28日(金)、午後6時。桐生法律事務所。窓際に女将が置いていった風鈴が、一つだけ吊るされている。応接室に遠藤、浜野、浩一、三浦、遼。鉄瓶から、湯気が立つ。遼が、缶の中の茶葉を小さな鍋で炒っている。香ばしい匂い。煙が一本、細く立ち昇る。)</w:t>
+        <w:t>(8月28日(金)、午後6時。桐生法律事務所。窓際に女将が置いていった風鈴が、一つだけ吊るされている。応接室に遠藤、浜野、浩一、三浦、遼。鉄瓶から湯気が立つ。遼が缶の中の茶葉を小さな鍋で炒っている。香ばしい匂い。煙が一本、細く立ち昇る。)</w:t>
       </w:r>
     </w:p>
     <w:p>
@@ -4145,7 +4145,7 @@
           <w:color w:val="555555"/>
           <w:sz w:val="22"/>
         </w:rPr>
-        <w:t>(遼が、最初の湯呑みを遠藤の前に置く。二つ目を浩一の前に。それから三つ目を、空いた椅子の前に。)</w:t>
+        <w:t>(遼が最初の湯呑みを遠藤の前に置く。二つ目を浩一の前に。それから三つ目を、空いた椅子の前に。)</w:t>
       </w:r>
     </w:p>
     <w:p>
@@ -4206,7 +4206,7 @@
           <w:color w:val="555555"/>
           <w:sz w:val="22"/>
         </w:rPr>
-        <w:t>(浜野が、湯呑みを見つめ、それから黙ってマスクを外す。一口飲む。)</w:t>
+        <w:t>(浜野が湯呑みを見つめ、それから黙ってマスクを外す。一口飲む。)</w:t>
       </w:r>
     </w:p>
     <w:p>
@@ -4298,7 +4298,7 @@
           <w:i w:val="0"/>
           <w:sz w:val="22"/>
         </w:rPr>
-        <w:t>消しません。(名簿を開く)「承継」の印を横に小さく。……原告は、三百三人のままです。亡くなった方は、これで、三人目。</w:t>
+        <w:t>消しません。(名簿を開く)「承継」の印を横に小さく。……原告は三百三人のままです。亡くなった方は、これで、三人目。</w:t>
       </w:r>
     </w:p>
     <w:p>
@@ -4321,7 +4321,7 @@
           <w:i w:val="0"/>
           <w:sz w:val="22"/>
         </w:rPr>
-        <w:t>三人目、と言うな。磯貝タケ、だ。</w:t>
+        <w:t>三人目と言うな。磯貝タケ、だ。</w:t>
       </w:r>
     </w:p>
     <w:p>
@@ -4359,7 +4359,7 @@
           <w:color w:val="555555"/>
           <w:sz w:val="22"/>
         </w:rPr>
-        <w:t>(三浦が、赤いボールペンで小さく「承」の字を書き入れる。窓の外で風が止み、また吹く。風鈴が、一つ、鳴る。)</w:t>
+        <w:t>(三浦が赤いボールペンで小さく「承」の字を書き入れる。窓の外で風が止み、また吹く。風鈴が一つ、鳴る。)</w:t>
       </w:r>
     </w:p>
     <w:p>
@@ -4443,7 +4443,7 @@
           <w:color w:val="555555"/>
           <w:sz w:val="22"/>
         </w:rPr>
-        <w:t>(浜野が、短冊の写しを、桐生の机の隣のコルクボードに、画鋲で留める。「露の世は露の世ながらさりながら」。その下に、鉛筆の小さな字。「ひとりで言えた」。)</w:t>
+        <w:t>(浜野が短冊の写しを、桐生の机の隣のコルクボードに、画鋲で留める。「露の世は露の世ながらさりながら」。その下に、鉛筆の小さな字。「ひとりで言えた」。)</w:t>
       </w:r>
     </w:p>
     <w:p>
@@ -4466,7 +4466,7 @@
           <w:i w:val="0"/>
           <w:sz w:val="22"/>
         </w:rPr>
-        <w:t>先生。尋問のとき、おらもあのばあちゃんみてえに、喋れるか。</w:t>
+        <w:t>先生。尋問のときおらもあのばあちゃんみてえに、喋れるか。</w:t>
       </w:r>
     </w:p>
     <w:p>
@@ -4550,7 +4550,7 @@
           <w:color w:val="555555"/>
           <w:sz w:val="22"/>
         </w:rPr>
-        <w:t>(風鈴が、もう一度鳴る。桐生の机の湯呑みが、窓の光を受けて、薄く光っている。)</w:t>
+        <w:t>(風鈴がもう一度鳴る。桐生の机の湯呑みが、窓の光を受けて、薄く光っている。)</w:t>
       </w:r>
     </w:p>
     <w:p>
